--- a/АИС/LB_1/АИС_Смирнов_Б.В._Лабораторная_работа_1.docx
+++ b/АИС/LB_1/АИС_Смирнов_Б.В._Лабораторная_работа_1.docx
@@ -4,7 +4,7 @@
   <w:body>
     <w:p>
       <w:pPr>
-        <w:pStyle w:val="a3"/>
+        <w:pStyle w:val="a"/>
       </w:pPr>
       <w:r>
         <w:t>1 Лабораторная работа №1</w:t>
@@ -12,17 +12,17 @@
     </w:p>
     <w:p>
       <w:pPr>
-        <w:pStyle w:val="a3"/>
-      </w:pPr>
-    </w:p>
-    <w:p>
-      <w:pPr>
-        <w:pStyle w:val="a3"/>
-      </w:pPr>
-    </w:p>
-    <w:p>
-      <w:pPr>
-        <w:pStyle w:val="a3"/>
+        <w:pStyle w:val="a"/>
+      </w:pPr>
+    </w:p>
+    <w:p>
+      <w:pPr>
+        <w:pStyle w:val="a"/>
+      </w:pPr>
+    </w:p>
+    <w:p>
+      <w:pPr>
+        <w:pStyle w:val="a"/>
       </w:pPr>
       <w:r>
         <w:t>Цель работы</w:t>
@@ -31,24 +31,53 @@
     <w:p/>
     <w:p>
       <w:r>
-        <w:t>Исследование возможностей, предоставляемых windows active directory.</w:t>
+        <w:t>Исследование возможностей, предоставляемых windows active directory</w:t>
+      </w:r>
+      <w:r>
+        <w:t>.</w:t>
       </w:r>
     </w:p>
     <w:p/>
     <w:p>
       <w:pPr>
-        <w:pStyle w:val="a3"/>
+        <w:pStyle w:val="a"/>
+      </w:pPr>
+      <w:r>
+        <w:t>Задание на работу</w:t>
+      </w:r>
+    </w:p>
+    <w:p>
+      <w:pPr>
+        <w:pStyle w:val="a"/>
+      </w:pPr>
+    </w:p>
+    <w:p>
+      <w:pPr>
+        <w:pStyle w:val="a1"/>
+      </w:pPr>
+      <w:r>
+        <w:t>Необходимо установить и настроить работу службы AD, а также распределить роли пользователей. Задание для выполнения уточняется преподавателем в ходе проведения лабораторного занятия.</w:t>
+      </w:r>
+    </w:p>
+    <w:p>
+      <w:pPr>
+        <w:pStyle w:val="a1"/>
+      </w:pPr>
+    </w:p>
+    <w:p>
+      <w:pPr>
+        <w:pStyle w:val="a"/>
         <w:rPr>
           <w:lang w:val="en-US"/>
         </w:rPr>
       </w:pPr>
       <w:r>
-        <w:t>Задание на работу</w:t>
-      </w:r>
-    </w:p>
-    <w:p>
-      <w:pPr>
-        <w:pStyle w:val="a3"/>
+        <w:t>Ход работы</w:t>
+      </w:r>
+    </w:p>
+    <w:p>
+      <w:pPr>
+        <w:pStyle w:val="a"/>
         <w:rPr>
           <w:lang w:val="en-US"/>
         </w:rPr>
@@ -56,59 +85,46 @@
     </w:p>
     <w:p>
       <w:pPr>
-        <w:pStyle w:val="a5"/>
+        <w:pStyle w:val="a1"/>
+        <w:numPr>
+          <w:ilvl w:val="0"/>
+          <w:numId w:val="1"/>
+        </w:numPr>
+      </w:pPr>
+      <w:r>
+        <w:t xml:space="preserve">Был установлены имя сервера (Рисунок 1) и статический </w:t>
+      </w:r>
+      <w:r>
         <w:rPr>
           <w:lang w:val="en-US"/>
         </w:rPr>
-      </w:pPr>
-      <w:r>
-        <w:t>Необходимо установить и настроить работу службы AD, а также распределить роли пользователей. Задание для выполнения уточняется преподавателем в ходе проведения лабораторного занятия.</w:t>
-      </w:r>
-    </w:p>
-    <w:p>
-      <w:pPr>
-        <w:pStyle w:val="a5"/>
-        <w:rPr>
-          <w:lang w:val="en-US"/>
-        </w:rPr>
-      </w:pPr>
-    </w:p>
-    <w:p>
-      <w:pPr>
-        <w:pStyle w:val="a3"/>
-        <w:rPr>
-          <w:lang w:val="en-US"/>
-        </w:rPr>
-      </w:pPr>
-      <w:r>
-        <w:t>Ход работы</w:t>
-      </w:r>
-    </w:p>
-    <w:p>
-      <w:pPr>
-        <w:pStyle w:val="a3"/>
-        <w:rPr>
-          <w:lang w:val="en-US"/>
-        </w:rPr>
-      </w:pPr>
-    </w:p>
-    <w:p>
-      <w:pPr>
-        <w:pStyle w:val="a3"/>
-        <w:rPr>
-          <w:lang w:val="en-US"/>
-        </w:rPr>
-      </w:pPr>
-      <w:r>
-        <w:rPr>
-          <w:lang w:val="en-US"/>
-        </w:rPr>
-        <w:lastRenderedPageBreak/>
+        <w:t>IP</w:t>
+      </w:r>
+      <w:r>
+        <w:t>-</w:t>
+      </w:r>
+      <w:r>
+        <w:t>адрес (Рисунок 2).</w:t>
+      </w:r>
+    </w:p>
+    <w:p>
+      <w:pPr>
+        <w:pStyle w:val="a1"/>
+        <w:ind w:firstLine="0"/>
+      </w:pPr>
+    </w:p>
+    <w:p>
+      <w:pPr>
+        <w:pStyle w:val="a1"/>
+        <w:ind w:firstLine="0"/>
+        <w:jc w:val="center"/>
+      </w:pPr>
+      <w:r>
         <w:drawing>
-          <wp:inline distT="0" distB="0" distL="0" distR="0" wp14:anchorId="05825BBB" wp14:editId="7505D093">
-            <wp:extent cx="3896269" cy="5792008"/>
-            <wp:effectExtent l="0" t="0" r="9525" b="0"/>
-            <wp:docPr id="239077479" name="Рисунок 1"/>
+          <wp:inline distT="0" distB="0" distL="0" distR="0" wp14:anchorId="5F644769" wp14:editId="22F1532D">
+            <wp:extent cx="3578127" cy="4093029"/>
+            <wp:effectExtent l="0" t="0" r="3810" b="3175"/>
+            <wp:docPr id="1424291109" name="Picture 1"/>
             <wp:cNvGraphicFramePr>
               <a:graphicFrameLocks xmlns:a="http://schemas.openxmlformats.org/drawingml/2006/main" noChangeAspect="1"/>
             </wp:cNvGraphicFramePr>
@@ -116,11 +132,11 @@
               <a:graphicData uri="http://schemas.openxmlformats.org/drawingml/2006/picture">
                 <pic:pic xmlns:pic="http://schemas.openxmlformats.org/drawingml/2006/picture">
                   <pic:nvPicPr>
-                    <pic:cNvPr id="239077479" name=""/>
+                    <pic:cNvPr id="1424291109" name=""/>
                     <pic:cNvPicPr/>
                   </pic:nvPicPr>
                   <pic:blipFill>
-                    <a:blip r:embed="rId4"/>
+                    <a:blip r:embed="rId5"/>
                     <a:stretch>
                       <a:fillRect/>
                     </a:stretch>
@@ -128,7 +144,7 @@
                   <pic:spPr>
                     <a:xfrm>
                       <a:off x="0" y="0"/>
-                      <a:ext cx="3896269" cy="5792008"/>
+                      <a:ext cx="3588523" cy="4104921"/>
                     </a:xfrm>
                     <a:prstGeom prst="rect">
                       <a:avLst/>
@@ -141,6 +157,858 @@
         </w:drawing>
       </w:r>
     </w:p>
+    <w:p>
+      <w:pPr>
+        <w:pStyle w:val="a1"/>
+        <w:ind w:firstLine="0"/>
+        <w:jc w:val="center"/>
+        <w:rPr>
+          <w:lang w:val="en-US"/>
+        </w:rPr>
+      </w:pPr>
+      <w:r>
+        <w:t>Рисунок 1 – Установка имени сервера</w:t>
+      </w:r>
+    </w:p>
+    <w:p>
+      <w:pPr>
+        <w:pStyle w:val="a1"/>
+        <w:ind w:firstLine="0"/>
+        <w:jc w:val="center"/>
+        <w:rPr>
+          <w:lang w:val="en-US"/>
+        </w:rPr>
+      </w:pPr>
+    </w:p>
+    <w:p>
+      <w:pPr>
+        <w:pStyle w:val="a"/>
+      </w:pPr>
+      <w:r>
+        <w:lastRenderedPageBreak/>
+        <w:drawing>
+          <wp:inline distT="0" distB="0" distL="0" distR="0" wp14:anchorId="2EB6243E" wp14:editId="20870ECA">
+            <wp:extent cx="5025776" cy="3853543"/>
+            <wp:effectExtent l="0" t="0" r="3810" b="0"/>
+            <wp:docPr id="295222335" name="Picture 1"/>
+            <wp:cNvGraphicFramePr>
+              <a:graphicFrameLocks xmlns:a="http://schemas.openxmlformats.org/drawingml/2006/main" noChangeAspect="1"/>
+            </wp:cNvGraphicFramePr>
+            <a:graphic xmlns:a="http://schemas.openxmlformats.org/drawingml/2006/main">
+              <a:graphicData uri="http://schemas.openxmlformats.org/drawingml/2006/picture">
+                <pic:pic xmlns:pic="http://schemas.openxmlformats.org/drawingml/2006/picture">
+                  <pic:nvPicPr>
+                    <pic:cNvPr id="295222335" name=""/>
+                    <pic:cNvPicPr/>
+                  </pic:nvPicPr>
+                  <pic:blipFill>
+                    <a:blip r:embed="rId6"/>
+                    <a:stretch>
+                      <a:fillRect/>
+                    </a:stretch>
+                  </pic:blipFill>
+                  <pic:spPr>
+                    <a:xfrm>
+                      <a:off x="0" y="0"/>
+                      <a:ext cx="5035884" cy="3861294"/>
+                    </a:xfrm>
+                    <a:prstGeom prst="rect">
+                      <a:avLst/>
+                    </a:prstGeom>
+                  </pic:spPr>
+                </pic:pic>
+              </a:graphicData>
+            </a:graphic>
+          </wp:inline>
+        </w:drawing>
+      </w:r>
+    </w:p>
+    <w:p>
+      <w:pPr>
+        <w:pStyle w:val="a"/>
+        <w:rPr>
+          <w:b w:val="0"/>
+          <w:bCs w:val="0"/>
+        </w:rPr>
+      </w:pPr>
+      <w:r>
+        <w:rPr>
+          <w:b w:val="0"/>
+          <w:bCs w:val="0"/>
+        </w:rPr>
+        <w:t xml:space="preserve">Рисунок </w:t>
+      </w:r>
+      <w:r>
+        <w:rPr>
+          <w:b w:val="0"/>
+          <w:bCs w:val="0"/>
+        </w:rPr>
+        <w:t xml:space="preserve">2 – Установка статического </w:t>
+      </w:r>
+      <w:r>
+        <w:rPr>
+          <w:b w:val="0"/>
+          <w:bCs w:val="0"/>
+          <w:lang w:val="en-US"/>
+        </w:rPr>
+        <w:t>IP</w:t>
+      </w:r>
+      <w:r>
+        <w:rPr>
+          <w:b w:val="0"/>
+          <w:bCs w:val="0"/>
+        </w:rPr>
+        <w:t>-</w:t>
+      </w:r>
+      <w:r>
+        <w:rPr>
+          <w:b w:val="0"/>
+          <w:bCs w:val="0"/>
+        </w:rPr>
+        <w:t>адреса</w:t>
+      </w:r>
+    </w:p>
+    <w:p>
+      <w:pPr>
+        <w:pStyle w:val="a"/>
+        <w:rPr>
+          <w:b w:val="0"/>
+          <w:bCs w:val="0"/>
+        </w:rPr>
+      </w:pPr>
+    </w:p>
+    <w:p>
+      <w:pPr>
+        <w:pStyle w:val="a1"/>
+        <w:numPr>
+          <w:ilvl w:val="0"/>
+          <w:numId w:val="1"/>
+        </w:numPr>
+      </w:pPr>
+      <w:r>
+        <w:t>Были выбраны целевой сервер (Рисунок 3)</w:t>
+      </w:r>
+      <w:r>
+        <w:t xml:space="preserve"> и</w:t>
+      </w:r>
+      <w:r>
+        <w:t xml:space="preserve"> роли этого сервера (Рисунок 4)</w:t>
+      </w:r>
+      <w:r>
+        <w:t xml:space="preserve">. </w:t>
+      </w:r>
+    </w:p>
+    <w:p>
+      <w:pPr>
+        <w:pStyle w:val="a1"/>
+        <w:ind w:firstLine="0"/>
+      </w:pPr>
+    </w:p>
+    <w:p>
+      <w:pPr>
+        <w:pStyle w:val="a1"/>
+        <w:ind w:firstLine="0"/>
+        <w:jc w:val="center"/>
+      </w:pPr>
+      <w:r>
+        <w:drawing>
+          <wp:inline distT="0" distB="0" distL="0" distR="0" wp14:anchorId="527BA9FC" wp14:editId="1988D571">
+            <wp:extent cx="5021253" cy="3603172"/>
+            <wp:effectExtent l="0" t="0" r="8255" b="0"/>
+            <wp:docPr id="1661756391" name="Picture 1"/>
+            <wp:cNvGraphicFramePr>
+              <a:graphicFrameLocks xmlns:a="http://schemas.openxmlformats.org/drawingml/2006/main" noChangeAspect="1"/>
+            </wp:cNvGraphicFramePr>
+            <a:graphic xmlns:a="http://schemas.openxmlformats.org/drawingml/2006/main">
+              <a:graphicData uri="http://schemas.openxmlformats.org/drawingml/2006/picture">
+                <pic:pic xmlns:pic="http://schemas.openxmlformats.org/drawingml/2006/picture">
+                  <pic:nvPicPr>
+                    <pic:cNvPr id="1661756391" name=""/>
+                    <pic:cNvPicPr/>
+                  </pic:nvPicPr>
+                  <pic:blipFill>
+                    <a:blip r:embed="rId7"/>
+                    <a:stretch>
+                      <a:fillRect/>
+                    </a:stretch>
+                  </pic:blipFill>
+                  <pic:spPr>
+                    <a:xfrm>
+                      <a:off x="0" y="0"/>
+                      <a:ext cx="5038513" cy="3615558"/>
+                    </a:xfrm>
+                    <a:prstGeom prst="rect">
+                      <a:avLst/>
+                    </a:prstGeom>
+                  </pic:spPr>
+                </pic:pic>
+              </a:graphicData>
+            </a:graphic>
+          </wp:inline>
+        </w:drawing>
+      </w:r>
+    </w:p>
+    <w:p>
+      <w:pPr>
+        <w:pStyle w:val="a1"/>
+        <w:ind w:firstLine="0"/>
+        <w:jc w:val="center"/>
+      </w:pPr>
+      <w:r>
+        <w:t>Рисунок 3 – Выбор целевого сервера</w:t>
+      </w:r>
+    </w:p>
+    <w:p>
+      <w:pPr>
+        <w:pStyle w:val="a1"/>
+        <w:ind w:firstLine="0"/>
+        <w:jc w:val="center"/>
+      </w:pPr>
+    </w:p>
+    <w:p>
+      <w:pPr>
+        <w:pStyle w:val="a1"/>
+        <w:ind w:firstLine="0"/>
+        <w:jc w:val="center"/>
+      </w:pPr>
+      <w:r>
+        <w:drawing>
+          <wp:inline distT="0" distB="0" distL="0" distR="0" wp14:anchorId="24BACC5F" wp14:editId="70D65D53">
+            <wp:extent cx="4539343" cy="3239407"/>
+            <wp:effectExtent l="0" t="0" r="0" b="0"/>
+            <wp:docPr id="1956994899" name="Picture 1"/>
+            <wp:cNvGraphicFramePr>
+              <a:graphicFrameLocks xmlns:a="http://schemas.openxmlformats.org/drawingml/2006/main" noChangeAspect="1"/>
+            </wp:cNvGraphicFramePr>
+            <a:graphic xmlns:a="http://schemas.openxmlformats.org/drawingml/2006/main">
+              <a:graphicData uri="http://schemas.openxmlformats.org/drawingml/2006/picture">
+                <pic:pic xmlns:pic="http://schemas.openxmlformats.org/drawingml/2006/picture">
+                  <pic:nvPicPr>
+                    <pic:cNvPr id="1956994899" name=""/>
+                    <pic:cNvPicPr/>
+                  </pic:nvPicPr>
+                  <pic:blipFill>
+                    <a:blip r:embed="rId8"/>
+                    <a:stretch>
+                      <a:fillRect/>
+                    </a:stretch>
+                  </pic:blipFill>
+                  <pic:spPr>
+                    <a:xfrm>
+                      <a:off x="0" y="0"/>
+                      <a:ext cx="4546894" cy="3244795"/>
+                    </a:xfrm>
+                    <a:prstGeom prst="rect">
+                      <a:avLst/>
+                    </a:prstGeom>
+                  </pic:spPr>
+                </pic:pic>
+              </a:graphicData>
+            </a:graphic>
+          </wp:inline>
+        </w:drawing>
+      </w:r>
+    </w:p>
+    <w:p>
+      <w:pPr>
+        <w:pStyle w:val="a1"/>
+        <w:ind w:firstLine="0"/>
+        <w:jc w:val="center"/>
+      </w:pPr>
+      <w:r>
+        <w:t>Рисунок 4 – Выбор ролей сервера</w:t>
+      </w:r>
+    </w:p>
+    <w:p>
+      <w:pPr>
+        <w:pStyle w:val="a1"/>
+        <w:ind w:firstLine="0"/>
+      </w:pPr>
+    </w:p>
+    <w:p>
+      <w:pPr>
+        <w:pStyle w:val="a1"/>
+        <w:numPr>
+          <w:ilvl w:val="0"/>
+          <w:numId w:val="1"/>
+        </w:numPr>
+      </w:pPr>
+      <w:r>
+        <w:t>Запущена установка настроек, произведённых на предыдущем этапе (Рисунок 5).</w:t>
+      </w:r>
+    </w:p>
+    <w:p>
+      <w:pPr>
+        <w:pStyle w:val="a1"/>
+        <w:ind w:firstLine="0"/>
+      </w:pPr>
+    </w:p>
+    <w:p>
+      <w:pPr>
+        <w:pStyle w:val="a1"/>
+        <w:ind w:firstLine="0"/>
+        <w:jc w:val="center"/>
+      </w:pPr>
+      <w:r>
+        <w:drawing>
+          <wp:inline distT="0" distB="0" distL="0" distR="0" wp14:anchorId="61F0EAFC" wp14:editId="3098B8CD">
+            <wp:extent cx="4572000" cy="3290569"/>
+            <wp:effectExtent l="0" t="0" r="0" b="5715"/>
+            <wp:docPr id="1538408370" name="Picture 1"/>
+            <wp:cNvGraphicFramePr>
+              <a:graphicFrameLocks xmlns:a="http://schemas.openxmlformats.org/drawingml/2006/main" noChangeAspect="1"/>
+            </wp:cNvGraphicFramePr>
+            <a:graphic xmlns:a="http://schemas.openxmlformats.org/drawingml/2006/main">
+              <a:graphicData uri="http://schemas.openxmlformats.org/drawingml/2006/picture">
+                <pic:pic xmlns:pic="http://schemas.openxmlformats.org/drawingml/2006/picture">
+                  <pic:nvPicPr>
+                    <pic:cNvPr id="1538408370" name=""/>
+                    <pic:cNvPicPr/>
+                  </pic:nvPicPr>
+                  <pic:blipFill>
+                    <a:blip r:embed="rId9"/>
+                    <a:stretch>
+                      <a:fillRect/>
+                    </a:stretch>
+                  </pic:blipFill>
+                  <pic:spPr>
+                    <a:xfrm>
+                      <a:off x="0" y="0"/>
+                      <a:ext cx="4577492" cy="3294522"/>
+                    </a:xfrm>
+                    <a:prstGeom prst="rect">
+                      <a:avLst/>
+                    </a:prstGeom>
+                  </pic:spPr>
+                </pic:pic>
+              </a:graphicData>
+            </a:graphic>
+          </wp:inline>
+        </w:drawing>
+      </w:r>
+    </w:p>
+    <w:p>
+      <w:pPr>
+        <w:pStyle w:val="a1"/>
+        <w:ind w:firstLine="0"/>
+        <w:jc w:val="center"/>
+      </w:pPr>
+      <w:r>
+        <w:t>Рисунок 5 – Окно применения настроек</w:t>
+      </w:r>
+    </w:p>
+    <w:p>
+      <w:pPr>
+        <w:pStyle w:val="a1"/>
+        <w:ind w:firstLine="0"/>
+        <w:jc w:val="center"/>
+      </w:pPr>
+    </w:p>
+    <w:p>
+      <w:pPr>
+        <w:pStyle w:val="a1"/>
+        <w:numPr>
+          <w:ilvl w:val="0"/>
+          <w:numId w:val="1"/>
+        </w:numPr>
+      </w:pPr>
+      <w:r>
+        <w:t>Было установлено имя корневого домена (Рисунок 6) и установлен пароль для режима восстановления служб каталогов (Рисунок 7).</w:t>
+      </w:r>
+      <w:r>
+        <w:t xml:space="preserve"> Остальные </w:t>
+      </w:r>
+      <w:r>
+        <w:lastRenderedPageBreak/>
+        <w:t>параметры окна мастера настройки доменных служб были оставлены по умолчанию. Была произведена установка данных параметров (Рисунок 8).</w:t>
+      </w:r>
+    </w:p>
+    <w:p>
+      <w:pPr>
+        <w:pStyle w:val="a1"/>
+        <w:ind w:firstLine="0"/>
+      </w:pPr>
+    </w:p>
+    <w:p>
+      <w:pPr>
+        <w:pStyle w:val="a1"/>
+        <w:ind w:firstLine="0"/>
+        <w:jc w:val="center"/>
+      </w:pPr>
+      <w:r>
+        <w:drawing>
+          <wp:inline distT="0" distB="0" distL="0" distR="0" wp14:anchorId="516CABF7" wp14:editId="28CA9C3C">
+            <wp:extent cx="5045382" cy="3668486"/>
+            <wp:effectExtent l="0" t="0" r="3175" b="8255"/>
+            <wp:docPr id="712295890" name="Picture 1"/>
+            <wp:cNvGraphicFramePr>
+              <a:graphicFrameLocks xmlns:a="http://schemas.openxmlformats.org/drawingml/2006/main" noChangeAspect="1"/>
+            </wp:cNvGraphicFramePr>
+            <a:graphic xmlns:a="http://schemas.openxmlformats.org/drawingml/2006/main">
+              <a:graphicData uri="http://schemas.openxmlformats.org/drawingml/2006/picture">
+                <pic:pic xmlns:pic="http://schemas.openxmlformats.org/drawingml/2006/picture">
+                  <pic:nvPicPr>
+                    <pic:cNvPr id="712295890" name=""/>
+                    <pic:cNvPicPr/>
+                  </pic:nvPicPr>
+                  <pic:blipFill>
+                    <a:blip r:embed="rId10"/>
+                    <a:stretch>
+                      <a:fillRect/>
+                    </a:stretch>
+                  </pic:blipFill>
+                  <pic:spPr>
+                    <a:xfrm>
+                      <a:off x="0" y="0"/>
+                      <a:ext cx="5058875" cy="3678297"/>
+                    </a:xfrm>
+                    <a:prstGeom prst="rect">
+                      <a:avLst/>
+                    </a:prstGeom>
+                  </pic:spPr>
+                </pic:pic>
+              </a:graphicData>
+            </a:graphic>
+          </wp:inline>
+        </w:drawing>
+      </w:r>
+    </w:p>
+    <w:p>
+      <w:pPr>
+        <w:pStyle w:val="a1"/>
+        <w:ind w:firstLine="0"/>
+        <w:jc w:val="center"/>
+      </w:pPr>
+      <w:r>
+        <w:t>Рисунок 6 – Создание корневого домена</w:t>
+      </w:r>
+    </w:p>
+    <w:p>
+      <w:pPr>
+        <w:pStyle w:val="a1"/>
+        <w:ind w:firstLine="0"/>
+        <w:jc w:val="center"/>
+      </w:pPr>
+    </w:p>
+    <w:p>
+      <w:pPr>
+        <w:pStyle w:val="a1"/>
+        <w:ind w:firstLine="0"/>
+        <w:jc w:val="center"/>
+      </w:pPr>
+      <w:r>
+        <w:drawing>
+          <wp:inline distT="0" distB="0" distL="0" distR="0" wp14:anchorId="578D2608" wp14:editId="237C8136">
+            <wp:extent cx="5080635" cy="3676196"/>
+            <wp:effectExtent l="0" t="0" r="5715" b="635"/>
+            <wp:docPr id="418865164" name="Picture 1"/>
+            <wp:cNvGraphicFramePr>
+              <a:graphicFrameLocks xmlns:a="http://schemas.openxmlformats.org/drawingml/2006/main" noChangeAspect="1"/>
+            </wp:cNvGraphicFramePr>
+            <a:graphic xmlns:a="http://schemas.openxmlformats.org/drawingml/2006/main">
+              <a:graphicData uri="http://schemas.openxmlformats.org/drawingml/2006/picture">
+                <pic:pic xmlns:pic="http://schemas.openxmlformats.org/drawingml/2006/picture">
+                  <pic:nvPicPr>
+                    <pic:cNvPr id="418865164" name=""/>
+                    <pic:cNvPicPr/>
+                  </pic:nvPicPr>
+                  <pic:blipFill>
+                    <a:blip r:embed="rId11"/>
+                    <a:stretch>
+                      <a:fillRect/>
+                    </a:stretch>
+                  </pic:blipFill>
+                  <pic:spPr>
+                    <a:xfrm>
+                      <a:off x="0" y="0"/>
+                      <a:ext cx="5092181" cy="3684550"/>
+                    </a:xfrm>
+                    <a:prstGeom prst="rect">
+                      <a:avLst/>
+                    </a:prstGeom>
+                  </pic:spPr>
+                </pic:pic>
+              </a:graphicData>
+            </a:graphic>
+          </wp:inline>
+        </w:drawing>
+      </w:r>
+    </w:p>
+    <w:p>
+      <w:pPr>
+        <w:pStyle w:val="a1"/>
+        <w:ind w:firstLine="0"/>
+        <w:jc w:val="center"/>
+      </w:pPr>
+      <w:r>
+        <w:t>Рисунок 7 – Ввод пароля для режима восстановления служб каталогов</w:t>
+      </w:r>
+    </w:p>
+    <w:p>
+      <w:pPr>
+        <w:pStyle w:val="a1"/>
+        <w:ind w:firstLine="0"/>
+        <w:jc w:val="center"/>
+      </w:pPr>
+    </w:p>
+    <w:p>
+      <w:pPr>
+        <w:pStyle w:val="a1"/>
+        <w:ind w:firstLine="0"/>
+        <w:jc w:val="center"/>
+      </w:pPr>
+      <w:r>
+        <w:lastRenderedPageBreak/>
+        <w:drawing>
+          <wp:inline distT="0" distB="0" distL="0" distR="0" wp14:anchorId="3C57F6F1" wp14:editId="40154C73">
+            <wp:extent cx="4778828" cy="3505325"/>
+            <wp:effectExtent l="0" t="0" r="3175" b="0"/>
+            <wp:docPr id="131057507" name="Picture 1"/>
+            <wp:cNvGraphicFramePr>
+              <a:graphicFrameLocks xmlns:a="http://schemas.openxmlformats.org/drawingml/2006/main" noChangeAspect="1"/>
+            </wp:cNvGraphicFramePr>
+            <a:graphic xmlns:a="http://schemas.openxmlformats.org/drawingml/2006/main">
+              <a:graphicData uri="http://schemas.openxmlformats.org/drawingml/2006/picture">
+                <pic:pic xmlns:pic="http://schemas.openxmlformats.org/drawingml/2006/picture">
+                  <pic:nvPicPr>
+                    <pic:cNvPr id="131057507" name=""/>
+                    <pic:cNvPicPr/>
+                  </pic:nvPicPr>
+                  <pic:blipFill>
+                    <a:blip r:embed="rId12"/>
+                    <a:stretch>
+                      <a:fillRect/>
+                    </a:stretch>
+                  </pic:blipFill>
+                  <pic:spPr>
+                    <a:xfrm>
+                      <a:off x="0" y="0"/>
+                      <a:ext cx="4797205" cy="3518805"/>
+                    </a:xfrm>
+                    <a:prstGeom prst="rect">
+                      <a:avLst/>
+                    </a:prstGeom>
+                  </pic:spPr>
+                </pic:pic>
+              </a:graphicData>
+            </a:graphic>
+          </wp:inline>
+        </w:drawing>
+      </w:r>
+    </w:p>
+    <w:p>
+      <w:pPr>
+        <w:pStyle w:val="a1"/>
+        <w:ind w:firstLine="0"/>
+        <w:jc w:val="center"/>
+      </w:pPr>
+      <w:r>
+        <w:t xml:space="preserve">Рисунок 8 – Установка </w:t>
+      </w:r>
+      <w:r>
+        <w:t>настроек доменных служб</w:t>
+      </w:r>
+    </w:p>
+    <w:p>
+      <w:pPr>
+        <w:pStyle w:val="a1"/>
+        <w:ind w:firstLine="0"/>
+        <w:jc w:val="center"/>
+      </w:pPr>
+    </w:p>
+    <w:p>
+      <w:pPr>
+        <w:pStyle w:val="a1"/>
+        <w:numPr>
+          <w:ilvl w:val="0"/>
+          <w:numId w:val="1"/>
+        </w:numPr>
+      </w:pPr>
+      <w:r>
+        <w:t xml:space="preserve">Была произведена настройка </w:t>
+      </w:r>
+      <w:r>
+        <w:rPr>
+          <w:lang w:val="en-US"/>
+        </w:rPr>
+        <w:t>DNS</w:t>
+      </w:r>
+      <w:r>
+        <w:t xml:space="preserve">, </w:t>
+      </w:r>
+      <w:r>
+        <w:t>выбрана настройка добавление новой зоны обратного просмотра. Параметры были выбраны по умолчанию кроме</w:t>
+      </w:r>
+      <w:r>
+        <w:t xml:space="preserve"> </w:t>
+      </w:r>
+      <w:r>
+        <w:t>имени зоны (Рисунок 9). После настройка зона обратного просмотра появилась в диспетчере.</w:t>
+      </w:r>
+    </w:p>
+    <w:p>
+      <w:pPr>
+        <w:pStyle w:val="a1"/>
+        <w:ind w:firstLine="0"/>
+        <w:jc w:val="center"/>
+      </w:pPr>
+    </w:p>
+    <w:p>
+      <w:pPr>
+        <w:pStyle w:val="a1"/>
+        <w:ind w:firstLine="0"/>
+        <w:jc w:val="center"/>
+      </w:pPr>
+      <w:r>
+        <w:drawing>
+          <wp:inline distT="0" distB="0" distL="0" distR="0" wp14:anchorId="7E11A816" wp14:editId="52DBDD43">
+            <wp:extent cx="4315719" cy="3374571"/>
+            <wp:effectExtent l="0" t="0" r="8890" b="0"/>
+            <wp:docPr id="2053798185" name="Picture 1"/>
+            <wp:cNvGraphicFramePr>
+              <a:graphicFrameLocks xmlns:a="http://schemas.openxmlformats.org/drawingml/2006/main" noChangeAspect="1"/>
+            </wp:cNvGraphicFramePr>
+            <a:graphic xmlns:a="http://schemas.openxmlformats.org/drawingml/2006/main">
+              <a:graphicData uri="http://schemas.openxmlformats.org/drawingml/2006/picture">
+                <pic:pic xmlns:pic="http://schemas.openxmlformats.org/drawingml/2006/picture">
+                  <pic:nvPicPr>
+                    <pic:cNvPr id="2053798185" name=""/>
+                    <pic:cNvPicPr/>
+                  </pic:nvPicPr>
+                  <pic:blipFill>
+                    <a:blip r:embed="rId13"/>
+                    <a:stretch>
+                      <a:fillRect/>
+                    </a:stretch>
+                  </pic:blipFill>
+                  <pic:spPr>
+                    <a:xfrm>
+                      <a:off x="0" y="0"/>
+                      <a:ext cx="4324311" cy="3381289"/>
+                    </a:xfrm>
+                    <a:prstGeom prst="rect">
+                      <a:avLst/>
+                    </a:prstGeom>
+                  </pic:spPr>
+                </pic:pic>
+              </a:graphicData>
+            </a:graphic>
+          </wp:inline>
+        </w:drawing>
+      </w:r>
+    </w:p>
+    <w:p>
+      <w:pPr>
+        <w:pStyle w:val="a1"/>
+        <w:ind w:firstLine="0"/>
+        <w:jc w:val="center"/>
+      </w:pPr>
+      <w:r>
+        <w:t>Рисунок 9 – Настройка имени зоны обратного просмотра</w:t>
+      </w:r>
+    </w:p>
+    <w:p>
+      <w:pPr>
+        <w:pStyle w:val="a1"/>
+        <w:ind w:firstLine="0"/>
+        <w:jc w:val="center"/>
+      </w:pPr>
+    </w:p>
+    <w:p>
+      <w:pPr>
+        <w:pStyle w:val="a1"/>
+        <w:numPr>
+          <w:ilvl w:val="0"/>
+          <w:numId w:val="1"/>
+        </w:numPr>
+      </w:pPr>
+      <w:r>
+        <w:lastRenderedPageBreak/>
+        <w:t xml:space="preserve">Была произведена проверка работы </w:t>
+      </w:r>
+      <w:r>
+        <w:rPr>
+          <w:lang w:val="en-US"/>
+        </w:rPr>
+        <w:t>Active</w:t>
+      </w:r>
+      <w:r>
+        <w:t xml:space="preserve"> </w:t>
+      </w:r>
+      <w:r>
+        <w:rPr>
+          <w:lang w:val="en-US"/>
+        </w:rPr>
+        <w:t>Directory</w:t>
+      </w:r>
+      <w:r>
+        <w:t xml:space="preserve"> (</w:t>
+      </w:r>
+      <w:r>
+        <w:t>Рисунок 10</w:t>
+      </w:r>
+      <w:r>
+        <w:t>)</w:t>
+      </w:r>
+      <w:r>
+        <w:t>.</w:t>
+      </w:r>
+    </w:p>
+    <w:p>
+      <w:pPr>
+        <w:pStyle w:val="a1"/>
+        <w:ind w:firstLine="0"/>
+      </w:pPr>
+    </w:p>
+    <w:p>
+      <w:pPr>
+        <w:pStyle w:val="a1"/>
+        <w:ind w:firstLine="0"/>
+        <w:jc w:val="center"/>
+      </w:pPr>
+      <w:r>
+        <w:drawing>
+          <wp:inline distT="0" distB="0" distL="0" distR="0" wp14:anchorId="135F702D" wp14:editId="76223183">
+            <wp:extent cx="5562600" cy="3894712"/>
+            <wp:effectExtent l="0" t="0" r="0" b="0"/>
+            <wp:docPr id="1997199438" name="Picture 1"/>
+            <wp:cNvGraphicFramePr>
+              <a:graphicFrameLocks xmlns:a="http://schemas.openxmlformats.org/drawingml/2006/main" noChangeAspect="1"/>
+            </wp:cNvGraphicFramePr>
+            <a:graphic xmlns:a="http://schemas.openxmlformats.org/drawingml/2006/main">
+              <a:graphicData uri="http://schemas.openxmlformats.org/drawingml/2006/picture">
+                <pic:pic xmlns:pic="http://schemas.openxmlformats.org/drawingml/2006/picture">
+                  <pic:nvPicPr>
+                    <pic:cNvPr id="1997199438" name=""/>
+                    <pic:cNvPicPr/>
+                  </pic:nvPicPr>
+                  <pic:blipFill>
+                    <a:blip r:embed="rId14"/>
+                    <a:stretch>
+                      <a:fillRect/>
+                    </a:stretch>
+                  </pic:blipFill>
+                  <pic:spPr>
+                    <a:xfrm>
+                      <a:off x="0" y="0"/>
+                      <a:ext cx="5564245" cy="3895864"/>
+                    </a:xfrm>
+                    <a:prstGeom prst="rect">
+                      <a:avLst/>
+                    </a:prstGeom>
+                  </pic:spPr>
+                </pic:pic>
+              </a:graphicData>
+            </a:graphic>
+          </wp:inline>
+        </w:drawing>
+      </w:r>
+    </w:p>
+    <w:p>
+      <w:pPr>
+        <w:pStyle w:val="a1"/>
+        <w:ind w:firstLine="0"/>
+        <w:jc w:val="center"/>
+        <w:rPr>
+          <w:lang w:val="en-US"/>
+        </w:rPr>
+      </w:pPr>
+      <w:r>
+        <w:t xml:space="preserve">Рисунок 10 – Проверка работы </w:t>
+      </w:r>
+      <w:r>
+        <w:rPr>
+          <w:lang w:val="en-US"/>
+        </w:rPr>
+        <w:t>Active</w:t>
+      </w:r>
+      <w:r>
+        <w:t xml:space="preserve"> </w:t>
+      </w:r>
+      <w:r>
+        <w:rPr>
+          <w:lang w:val="en-US"/>
+        </w:rPr>
+        <w:t>Directory</w:t>
+      </w:r>
+    </w:p>
+    <w:p>
+      <w:pPr>
+        <w:pStyle w:val="a1"/>
+        <w:ind w:firstLine="0"/>
+        <w:jc w:val="center"/>
+        <w:rPr>
+          <w:lang w:val="en-US"/>
+        </w:rPr>
+      </w:pPr>
+    </w:p>
+    <w:p>
+      <w:pPr>
+        <w:pStyle w:val="a"/>
+        <w:rPr>
+          <w:lang w:val="en-US"/>
+        </w:rPr>
+      </w:pPr>
+    </w:p>
+    <w:p>
+      <w:pPr>
+        <w:pStyle w:val="a"/>
+      </w:pPr>
+      <w:r>
+        <w:t>Вывод</w:t>
+      </w:r>
+    </w:p>
+    <w:p>
+      <w:pPr>
+        <w:ind w:firstLine="0"/>
+      </w:pPr>
+    </w:p>
+    <w:p>
+      <w:r>
+        <w:t>В ходе данной лабораторной работы были и</w:t>
+      </w:r>
+      <w:r>
+        <w:t>сследован</w:t>
+      </w:r>
+      <w:r>
+        <w:t>ы</w:t>
+      </w:r>
+      <w:r>
+        <w:t xml:space="preserve"> возможност</w:t>
+      </w:r>
+      <w:r>
+        <w:t>и</w:t>
+      </w:r>
+      <w:r>
+        <w:t>, предоставляемы</w:t>
+      </w:r>
+      <w:r>
+        <w:t>е</w:t>
+      </w:r>
+      <w:r>
+        <w:t xml:space="preserve"> windows active directory</w:t>
+      </w:r>
+      <w:r>
+        <w:t>, а именно настройку групповой политики, так был создан корневой домен и создана новая обратная зона просмотра.</w:t>
+      </w:r>
+    </w:p>
+    <w:p>
+      <w:pPr>
+        <w:pStyle w:val="a1"/>
+      </w:pPr>
+    </w:p>
+    <w:p>
+      <w:pPr>
+        <w:pStyle w:val="a1"/>
+        <w:ind w:firstLine="0"/>
+        <w:jc w:val="center"/>
+      </w:pPr>
+    </w:p>
+    <w:p>
+      <w:pPr>
+        <w:pStyle w:val="a1"/>
+      </w:pPr>
+    </w:p>
     <w:sectPr>
       <w:pgSz w:w="11906" w:h="16838"/>
       <w:pgMar w:top="1134" w:right="850" w:bottom="1134" w:left="1701" w:header="708" w:footer="708" w:gutter="0"/>
@@ -149,6 +1017,103 @@
     </w:sectPr>
   </w:body>
 </w:document>
+</file>
+
+<file path=word/numbering.xml><?xml version="1.0" encoding="utf-8"?>
+<w:numbering xmlns:wpc="http://schemas.microsoft.com/office/word/2010/wordprocessingCanvas" xmlns:cx="http://schemas.microsoft.com/office/drawing/2014/chartex" xmlns:cx1="http://schemas.microsoft.com/office/drawing/2015/9/8/chartex" xmlns:cx2="http://schemas.microsoft.com/office/drawing/2015/10/21/chartex" xmlns:cx3="http://schemas.microsoft.com/office/drawing/2016/5/9/chartex" xmlns:cx4="http://schemas.microsoft.com/office/drawing/2016/5/10/chartex" xmlns:cx5="http://schemas.microsoft.com/office/drawing/2016/5/11/chartex" xmlns:cx6="http://schemas.microsoft.com/office/drawing/2016/5/12/chartex" xmlns:cx7="http://schemas.microsoft.com/office/drawing/2016/5/13/chartex" xmlns:cx8="http://schemas.microsoft.com/office/drawing/2016/5/14/chartex" xmlns:mc="http://schemas.openxmlformats.org/markup-compatibility/2006" xmlns:aink="http://schemas.microsoft.com/office/drawing/2016/ink" xmlns:am3d="http://schemas.microsoft.com/office/drawing/2017/model3d" xmlns:o="urn:schemas-microsoft-com:office:office" xmlns:oel="http://schemas.microsoft.com/office/2019/extlst" xmlns:r="http://schemas.openxmlformats.org/officeDocument/2006/relationships" xmlns:m="http://schemas.openxmlformats.org/officeDocument/2006/math" xmlns:v="urn:schemas-microsoft-com:vml" xmlns:wp14="http://schemas.microsoft.com/office/word/2010/wordprocessingDrawing" xmlns:wp="http://schemas.openxmlformats.org/drawingml/2006/wordprocessingDrawing" xmlns:w10="urn:schemas-microsoft-com:office:word" xmlns:w="http://schemas.openxmlformats.org/wordprocessingml/2006/main" xmlns:w14="http://schemas.microsoft.com/office/word/2010/wordml" xmlns:w15="http://schemas.microsoft.com/office/word/2012/wordml" xmlns:w16cex="http://schemas.microsoft.com/office/word/2018/wordml/cex" xmlns:w16cid="http://schemas.microsoft.com/office/word/2016/wordml/cid" xmlns:w16="http://schemas.microsoft.com/office/word/2018/wordml" xmlns:w16du="http://schemas.microsoft.com/office/word/2023/wordml/word16du" xmlns:w16sdtdh="http://schemas.microsoft.com/office/word/2020/wordml/sdtdatahash" xmlns:w16sdtfl="http://schemas.microsoft.com/office/word/2024/wordml/sdtformatlock" xmlns:w16se="http://schemas.microsoft.com/office/word/2015/wordml/symex" xmlns:wpg="http://schemas.microsoft.com/office/word/2010/wordprocessingGroup" xmlns:wpi="http://schemas.microsoft.com/office/word/2010/wordprocessingInk" xmlns:wne="http://schemas.microsoft.com/office/word/2006/wordml" xmlns:wps="http://schemas.microsoft.com/office/word/2010/wordprocessingShape" mc:Ignorable="w14 w15 w16se w16cid w16 w16cex w16sdtdh w16sdtfl w16du wp14">
+  <w:abstractNum w:abstractNumId="0" w15:restartNumberingAfterBreak="0">
+    <w:nsid w:val="2E965AA3"/>
+    <w:multiLevelType w:val="hybridMultilevel"/>
+    <w:tmpl w:val="E3E0B002"/>
+    <w:lvl w:ilvl="0" w:tplc="A6602D84">
+      <w:start w:val="1"/>
+      <w:numFmt w:val="decimal"/>
+      <w:lvlText w:val="%1."/>
+      <w:lvlJc w:val="left"/>
+      <w:pPr>
+        <w:ind w:left="0" w:firstLine="709"/>
+      </w:pPr>
+      <w:rPr>
+        <w:rFonts w:hint="default"/>
+      </w:rPr>
+    </w:lvl>
+    <w:lvl w:ilvl="1" w:tplc="04090019" w:tentative="1">
+      <w:start w:val="1"/>
+      <w:numFmt w:val="lowerLetter"/>
+      <w:lvlText w:val="%2."/>
+      <w:lvlJc w:val="left"/>
+      <w:pPr>
+        <w:ind w:left="1789" w:hanging="360"/>
+      </w:pPr>
+    </w:lvl>
+    <w:lvl w:ilvl="2" w:tplc="0409001B" w:tentative="1">
+      <w:start w:val="1"/>
+      <w:numFmt w:val="lowerRoman"/>
+      <w:lvlText w:val="%3."/>
+      <w:lvlJc w:val="right"/>
+      <w:pPr>
+        <w:ind w:left="2509" w:hanging="180"/>
+      </w:pPr>
+    </w:lvl>
+    <w:lvl w:ilvl="3" w:tplc="0409000F" w:tentative="1">
+      <w:start w:val="1"/>
+      <w:numFmt w:val="decimal"/>
+      <w:lvlText w:val="%4."/>
+      <w:lvlJc w:val="left"/>
+      <w:pPr>
+        <w:ind w:left="3229" w:hanging="360"/>
+      </w:pPr>
+    </w:lvl>
+    <w:lvl w:ilvl="4" w:tplc="04090019" w:tentative="1">
+      <w:start w:val="1"/>
+      <w:numFmt w:val="lowerLetter"/>
+      <w:lvlText w:val="%5."/>
+      <w:lvlJc w:val="left"/>
+      <w:pPr>
+        <w:ind w:left="3949" w:hanging="360"/>
+      </w:pPr>
+    </w:lvl>
+    <w:lvl w:ilvl="5" w:tplc="0409001B" w:tentative="1">
+      <w:start w:val="1"/>
+      <w:numFmt w:val="lowerRoman"/>
+      <w:lvlText w:val="%6."/>
+      <w:lvlJc w:val="right"/>
+      <w:pPr>
+        <w:ind w:left="4669" w:hanging="180"/>
+      </w:pPr>
+    </w:lvl>
+    <w:lvl w:ilvl="6" w:tplc="0409000F" w:tentative="1">
+      <w:start w:val="1"/>
+      <w:numFmt w:val="decimal"/>
+      <w:lvlText w:val="%7."/>
+      <w:lvlJc w:val="left"/>
+      <w:pPr>
+        <w:ind w:left="5389" w:hanging="360"/>
+      </w:pPr>
+    </w:lvl>
+    <w:lvl w:ilvl="7" w:tplc="04090019" w:tentative="1">
+      <w:start w:val="1"/>
+      <w:numFmt w:val="lowerLetter"/>
+      <w:lvlText w:val="%8."/>
+      <w:lvlJc w:val="left"/>
+      <w:pPr>
+        <w:ind w:left="6109" w:hanging="360"/>
+      </w:pPr>
+    </w:lvl>
+    <w:lvl w:ilvl="8" w:tplc="0409001B" w:tentative="1">
+      <w:start w:val="1"/>
+      <w:numFmt w:val="lowerRoman"/>
+      <w:lvlText w:val="%9."/>
+      <w:lvlJc w:val="right"/>
+      <w:pPr>
+        <w:ind w:left="6829" w:hanging="180"/>
+      </w:pPr>
+    </w:lvl>
+  </w:abstractNum>
+  <w:num w:numId="1" w16cid:durableId="567693772">
+    <w:abstractNumId w:val="0"/>
+  </w:num>
+</w:numbering>
 </file>
 
 <file path=word/styles.xml><?xml version="1.0" encoding="utf-8"?>
@@ -548,7 +1513,7 @@
     <w:lsdException w:name="Unresolved Mention" w:semiHidden="1" w:unhideWhenUsed="1"/>
     <w:lsdException w:name="Smart Link" w:semiHidden="1" w:unhideWhenUsed="1"/>
   </w:latentStyles>
-  <w:style w:type="paragraph" w:default="1" w:styleId="a">
+  <w:style w:type="paragraph" w:default="1" w:styleId="Normal">
     <w:name w:val="Normal"/>
     <w:rsid w:val="00A21542"/>
     <w:pPr>
@@ -561,11 +1526,11 @@
       <w:sz w:val="28"/>
     </w:rPr>
   </w:style>
-  <w:style w:type="paragraph" w:styleId="1">
+  <w:style w:type="paragraph" w:styleId="Heading1">
     <w:name w:val="heading 1"/>
-    <w:basedOn w:val="a"/>
-    <w:next w:val="a"/>
-    <w:link w:val="10"/>
+    <w:basedOn w:val="Normal"/>
+    <w:next w:val="Normal"/>
+    <w:link w:val="Heading1Char"/>
     <w:uiPriority w:val="9"/>
     <w:qFormat/>
     <w:rsid w:val="008343A6"/>
@@ -582,11 +1547,11 @@
       <w:szCs w:val="40"/>
     </w:rPr>
   </w:style>
-  <w:style w:type="paragraph" w:styleId="2">
+  <w:style w:type="paragraph" w:styleId="Heading2">
     <w:name w:val="heading 2"/>
-    <w:basedOn w:val="a"/>
-    <w:next w:val="a"/>
-    <w:link w:val="20"/>
+    <w:basedOn w:val="Normal"/>
+    <w:next w:val="Normal"/>
+    <w:link w:val="Heading2Char"/>
     <w:uiPriority w:val="9"/>
     <w:semiHidden/>
     <w:unhideWhenUsed/>
@@ -605,11 +1570,11 @@
       <w:szCs w:val="32"/>
     </w:rPr>
   </w:style>
-  <w:style w:type="paragraph" w:styleId="3">
+  <w:style w:type="paragraph" w:styleId="Heading3">
     <w:name w:val="heading 3"/>
-    <w:basedOn w:val="a"/>
-    <w:next w:val="a"/>
-    <w:link w:val="30"/>
+    <w:basedOn w:val="Normal"/>
+    <w:next w:val="Normal"/>
+    <w:link w:val="Heading3Char"/>
     <w:uiPriority w:val="9"/>
     <w:semiHidden/>
     <w:unhideWhenUsed/>
@@ -627,11 +1592,11 @@
       <w:szCs w:val="28"/>
     </w:rPr>
   </w:style>
-  <w:style w:type="paragraph" w:styleId="4">
+  <w:style w:type="paragraph" w:styleId="Heading4">
     <w:name w:val="heading 4"/>
-    <w:basedOn w:val="a"/>
-    <w:next w:val="a"/>
-    <w:link w:val="40"/>
+    <w:basedOn w:val="Normal"/>
+    <w:next w:val="Normal"/>
+    <w:link w:val="Heading4Char"/>
     <w:uiPriority w:val="9"/>
     <w:semiHidden/>
     <w:unhideWhenUsed/>
@@ -650,11 +1615,11 @@
       <w:color w:val="2F5496" w:themeColor="accent1" w:themeShade="BF"/>
     </w:rPr>
   </w:style>
-  <w:style w:type="paragraph" w:styleId="5">
+  <w:style w:type="paragraph" w:styleId="Heading5">
     <w:name w:val="heading 5"/>
-    <w:basedOn w:val="a"/>
-    <w:next w:val="a"/>
-    <w:link w:val="50"/>
+    <w:basedOn w:val="Normal"/>
+    <w:next w:val="Normal"/>
+    <w:link w:val="Heading5Char"/>
     <w:uiPriority w:val="9"/>
     <w:semiHidden/>
     <w:unhideWhenUsed/>
@@ -671,11 +1636,11 @@
       <w:color w:val="2F5496" w:themeColor="accent1" w:themeShade="BF"/>
     </w:rPr>
   </w:style>
-  <w:style w:type="paragraph" w:styleId="6">
+  <w:style w:type="paragraph" w:styleId="Heading6">
     <w:name w:val="heading 6"/>
-    <w:basedOn w:val="a"/>
-    <w:next w:val="a"/>
-    <w:link w:val="60"/>
+    <w:basedOn w:val="Normal"/>
+    <w:next w:val="Normal"/>
+    <w:link w:val="Heading6Char"/>
     <w:uiPriority w:val="9"/>
     <w:semiHidden/>
     <w:unhideWhenUsed/>
@@ -694,11 +1659,11 @@
       <w:color w:val="595959" w:themeColor="text1" w:themeTint="A6"/>
     </w:rPr>
   </w:style>
-  <w:style w:type="paragraph" w:styleId="7">
+  <w:style w:type="paragraph" w:styleId="Heading7">
     <w:name w:val="heading 7"/>
-    <w:basedOn w:val="a"/>
-    <w:next w:val="a"/>
-    <w:link w:val="70"/>
+    <w:basedOn w:val="Normal"/>
+    <w:next w:val="Normal"/>
+    <w:link w:val="Heading7Char"/>
     <w:uiPriority w:val="9"/>
     <w:semiHidden/>
     <w:unhideWhenUsed/>
@@ -715,11 +1680,11 @@
       <w:color w:val="595959" w:themeColor="text1" w:themeTint="A6"/>
     </w:rPr>
   </w:style>
-  <w:style w:type="paragraph" w:styleId="8">
+  <w:style w:type="paragraph" w:styleId="Heading8">
     <w:name w:val="heading 8"/>
-    <w:basedOn w:val="a"/>
-    <w:next w:val="a"/>
-    <w:link w:val="80"/>
+    <w:basedOn w:val="Normal"/>
+    <w:next w:val="Normal"/>
+    <w:link w:val="Heading8Char"/>
     <w:uiPriority w:val="9"/>
     <w:semiHidden/>
     <w:unhideWhenUsed/>
@@ -737,11 +1702,11 @@
       <w:color w:val="272727" w:themeColor="text1" w:themeTint="D8"/>
     </w:rPr>
   </w:style>
-  <w:style w:type="paragraph" w:styleId="9">
+  <w:style w:type="paragraph" w:styleId="Heading9">
     <w:name w:val="heading 9"/>
-    <w:basedOn w:val="a"/>
-    <w:next w:val="a"/>
-    <w:link w:val="90"/>
+    <w:basedOn w:val="Normal"/>
+    <w:next w:val="Normal"/>
+    <w:link w:val="Heading9Char"/>
     <w:uiPriority w:val="9"/>
     <w:semiHidden/>
     <w:unhideWhenUsed/>
@@ -757,12 +1722,13 @@
       <w:color w:val="272727" w:themeColor="text1" w:themeTint="D8"/>
     </w:rPr>
   </w:style>
-  <w:style w:type="character" w:default="1" w:styleId="a0">
+  <w:style w:type="character" w:default="1" w:styleId="DefaultParagraphFont">
     <w:name w:val="Default Paragraph Font"/>
     <w:uiPriority w:val="1"/>
+    <w:semiHidden/>
     <w:unhideWhenUsed/>
   </w:style>
-  <w:style w:type="table" w:default="1" w:styleId="a1">
+  <w:style w:type="table" w:default="1" w:styleId="TableNormal">
     <w:name w:val="Normal Table"/>
     <w:uiPriority w:val="99"/>
     <w:semiHidden/>
@@ -777,16 +1743,16 @@
       </w:tblCellMar>
     </w:tblPr>
   </w:style>
-  <w:style w:type="numbering" w:default="1" w:styleId="a2">
+  <w:style w:type="numbering" w:default="1" w:styleId="NoList">
     <w:name w:val="No List"/>
     <w:uiPriority w:val="99"/>
     <w:semiHidden/>
     <w:unhideWhenUsed/>
   </w:style>
-  <w:style w:type="paragraph" w:customStyle="1" w:styleId="a3">
+  <w:style w:type="paragraph" w:customStyle="1" w:styleId="a">
     <w:name w:val="Титул"/>
-    <w:basedOn w:val="a"/>
-    <w:link w:val="a4"/>
+    <w:basedOn w:val="Normal"/>
+    <w:link w:val="a0"/>
     <w:qFormat/>
     <w:rsid w:val="00A21542"/>
     <w:pPr>
@@ -800,10 +1766,10 @@
       <w:szCs w:val="28"/>
     </w:rPr>
   </w:style>
-  <w:style w:type="character" w:customStyle="1" w:styleId="a4">
+  <w:style w:type="character" w:customStyle="1" w:styleId="a0">
     <w:name w:val="Титул Знак"/>
-    <w:basedOn w:val="a0"/>
-    <w:link w:val="a3"/>
+    <w:basedOn w:val="DefaultParagraphFont"/>
+    <w:link w:val="a"/>
     <w:rsid w:val="00A21542"/>
     <w:rPr>
       <w:rFonts w:ascii="Times New Roman" w:hAnsi="Times New Roman" w:cs="Times New Roman"/>
@@ -813,10 +1779,10 @@
       <w:szCs w:val="28"/>
     </w:rPr>
   </w:style>
-  <w:style w:type="paragraph" w:customStyle="1" w:styleId="a5">
+  <w:style w:type="paragraph" w:customStyle="1" w:styleId="a1">
     <w:name w:val="Стандарт"/>
-    <w:basedOn w:val="a3"/>
-    <w:link w:val="a6"/>
+    <w:basedOn w:val="a"/>
+    <w:link w:val="a2"/>
     <w:qFormat/>
     <w:rsid w:val="00821775"/>
     <w:pPr>
@@ -827,10 +1793,10 @@
       <w:b w:val="0"/>
     </w:rPr>
   </w:style>
-  <w:style w:type="character" w:customStyle="1" w:styleId="a6">
+  <w:style w:type="character" w:customStyle="1" w:styleId="a2">
     <w:name w:val="Стандарт Знак"/>
-    <w:basedOn w:val="a4"/>
-    <w:link w:val="a5"/>
+    <w:basedOn w:val="a0"/>
+    <w:link w:val="a1"/>
     <w:rsid w:val="00821775"/>
     <w:rPr>
       <w:rFonts w:ascii="Times New Roman" w:hAnsi="Times New Roman" w:cs="Times New Roman"/>
@@ -840,10 +1806,10 @@
       <w:szCs w:val="28"/>
     </w:rPr>
   </w:style>
-  <w:style w:type="character" w:customStyle="1" w:styleId="10">
-    <w:name w:val="Заголовок 1 Знак"/>
-    <w:basedOn w:val="a0"/>
-    <w:link w:val="1"/>
+  <w:style w:type="character" w:customStyle="1" w:styleId="Heading1Char">
+    <w:name w:val="Heading 1 Char"/>
+    <w:basedOn w:val="DefaultParagraphFont"/>
+    <w:link w:val="Heading1"/>
     <w:uiPriority w:val="9"/>
     <w:rsid w:val="008343A6"/>
     <w:rPr>
@@ -853,10 +1819,10 @@
       <w:szCs w:val="40"/>
     </w:rPr>
   </w:style>
-  <w:style w:type="character" w:customStyle="1" w:styleId="20">
-    <w:name w:val="Заголовок 2 Знак"/>
-    <w:basedOn w:val="a0"/>
-    <w:link w:val="2"/>
+  <w:style w:type="character" w:customStyle="1" w:styleId="Heading2Char">
+    <w:name w:val="Heading 2 Char"/>
+    <w:basedOn w:val="DefaultParagraphFont"/>
+    <w:link w:val="Heading2"/>
     <w:uiPriority w:val="9"/>
     <w:semiHidden/>
     <w:rsid w:val="008343A6"/>
@@ -867,10 +1833,10 @@
       <w:szCs w:val="32"/>
     </w:rPr>
   </w:style>
-  <w:style w:type="character" w:customStyle="1" w:styleId="30">
-    <w:name w:val="Заголовок 3 Знак"/>
-    <w:basedOn w:val="a0"/>
-    <w:link w:val="3"/>
+  <w:style w:type="character" w:customStyle="1" w:styleId="Heading3Char">
+    <w:name w:val="Heading 3 Char"/>
+    <w:basedOn w:val="DefaultParagraphFont"/>
+    <w:link w:val="Heading3"/>
     <w:uiPriority w:val="9"/>
     <w:semiHidden/>
     <w:rsid w:val="008343A6"/>
@@ -881,10 +1847,10 @@
       <w:szCs w:val="28"/>
     </w:rPr>
   </w:style>
-  <w:style w:type="character" w:customStyle="1" w:styleId="40">
-    <w:name w:val="Заголовок 4 Знак"/>
-    <w:basedOn w:val="a0"/>
-    <w:link w:val="4"/>
+  <w:style w:type="character" w:customStyle="1" w:styleId="Heading4Char">
+    <w:name w:val="Heading 4 Char"/>
+    <w:basedOn w:val="DefaultParagraphFont"/>
+    <w:link w:val="Heading4"/>
     <w:uiPriority w:val="9"/>
     <w:semiHidden/>
     <w:rsid w:val="008343A6"/>
@@ -896,10 +1862,10 @@
       <w:sz w:val="28"/>
     </w:rPr>
   </w:style>
-  <w:style w:type="character" w:customStyle="1" w:styleId="50">
-    <w:name w:val="Заголовок 5 Знак"/>
-    <w:basedOn w:val="a0"/>
-    <w:link w:val="5"/>
+  <w:style w:type="character" w:customStyle="1" w:styleId="Heading5Char">
+    <w:name w:val="Heading 5 Char"/>
+    <w:basedOn w:val="DefaultParagraphFont"/>
+    <w:link w:val="Heading5"/>
     <w:uiPriority w:val="9"/>
     <w:semiHidden/>
     <w:rsid w:val="008343A6"/>
@@ -909,10 +1875,10 @@
       <w:sz w:val="28"/>
     </w:rPr>
   </w:style>
-  <w:style w:type="character" w:customStyle="1" w:styleId="60">
-    <w:name w:val="Заголовок 6 Знак"/>
-    <w:basedOn w:val="a0"/>
-    <w:link w:val="6"/>
+  <w:style w:type="character" w:customStyle="1" w:styleId="Heading6Char">
+    <w:name w:val="Heading 6 Char"/>
+    <w:basedOn w:val="DefaultParagraphFont"/>
+    <w:link w:val="Heading6"/>
     <w:uiPriority w:val="9"/>
     <w:semiHidden/>
     <w:rsid w:val="008343A6"/>
@@ -924,10 +1890,10 @@
       <w:sz w:val="28"/>
     </w:rPr>
   </w:style>
-  <w:style w:type="character" w:customStyle="1" w:styleId="70">
-    <w:name w:val="Заголовок 7 Знак"/>
-    <w:basedOn w:val="a0"/>
-    <w:link w:val="7"/>
+  <w:style w:type="character" w:customStyle="1" w:styleId="Heading7Char">
+    <w:name w:val="Heading 7 Char"/>
+    <w:basedOn w:val="DefaultParagraphFont"/>
+    <w:link w:val="Heading7"/>
     <w:uiPriority w:val="9"/>
     <w:semiHidden/>
     <w:rsid w:val="008343A6"/>
@@ -937,10 +1903,10 @@
       <w:sz w:val="28"/>
     </w:rPr>
   </w:style>
-  <w:style w:type="character" w:customStyle="1" w:styleId="80">
-    <w:name w:val="Заголовок 8 Знак"/>
-    <w:basedOn w:val="a0"/>
-    <w:link w:val="8"/>
+  <w:style w:type="character" w:customStyle="1" w:styleId="Heading8Char">
+    <w:name w:val="Heading 8 Char"/>
+    <w:basedOn w:val="DefaultParagraphFont"/>
+    <w:link w:val="Heading8"/>
     <w:uiPriority w:val="9"/>
     <w:semiHidden/>
     <w:rsid w:val="008343A6"/>
@@ -952,10 +1918,10 @@
       <w:sz w:val="28"/>
     </w:rPr>
   </w:style>
-  <w:style w:type="character" w:customStyle="1" w:styleId="90">
-    <w:name w:val="Заголовок 9 Знак"/>
-    <w:basedOn w:val="a0"/>
-    <w:link w:val="9"/>
+  <w:style w:type="character" w:customStyle="1" w:styleId="Heading9Char">
+    <w:name w:val="Heading 9 Char"/>
+    <w:basedOn w:val="DefaultParagraphFont"/>
+    <w:link w:val="Heading9"/>
     <w:uiPriority w:val="9"/>
     <w:semiHidden/>
     <w:rsid w:val="008343A6"/>
@@ -965,11 +1931,11 @@
       <w:sz w:val="28"/>
     </w:rPr>
   </w:style>
-  <w:style w:type="paragraph" w:styleId="a7">
+  <w:style w:type="paragraph" w:styleId="Title">
     <w:name w:val="Title"/>
-    <w:basedOn w:val="a"/>
-    <w:next w:val="a"/>
-    <w:link w:val="a8"/>
+    <w:basedOn w:val="Normal"/>
+    <w:next w:val="Normal"/>
+    <w:link w:val="TitleChar"/>
     <w:uiPriority w:val="10"/>
     <w:qFormat/>
     <w:rsid w:val="008343A6"/>
@@ -985,10 +1951,10 @@
       <w:szCs w:val="56"/>
     </w:rPr>
   </w:style>
-  <w:style w:type="character" w:customStyle="1" w:styleId="a8">
-    <w:name w:val="Заголовок Знак"/>
-    <w:basedOn w:val="a0"/>
-    <w:link w:val="a7"/>
+  <w:style w:type="character" w:customStyle="1" w:styleId="TitleChar">
+    <w:name w:val="Title Char"/>
+    <w:basedOn w:val="DefaultParagraphFont"/>
+    <w:link w:val="Title"/>
     <w:uiPriority w:val="10"/>
     <w:rsid w:val="008343A6"/>
     <w:rPr>
@@ -999,11 +1965,11 @@
       <w:szCs w:val="56"/>
     </w:rPr>
   </w:style>
-  <w:style w:type="paragraph" w:styleId="a9">
+  <w:style w:type="paragraph" w:styleId="Subtitle">
     <w:name w:val="Subtitle"/>
-    <w:basedOn w:val="a"/>
-    <w:next w:val="a"/>
-    <w:link w:val="aa"/>
+    <w:basedOn w:val="Normal"/>
+    <w:next w:val="Normal"/>
+    <w:link w:val="SubtitleChar"/>
     <w:uiPriority w:val="11"/>
     <w:qFormat/>
     <w:rsid w:val="008343A6"/>
@@ -1021,10 +1987,10 @@
       <w:szCs w:val="28"/>
     </w:rPr>
   </w:style>
-  <w:style w:type="character" w:customStyle="1" w:styleId="aa">
-    <w:name w:val="Подзаголовок Знак"/>
-    <w:basedOn w:val="a0"/>
-    <w:link w:val="a9"/>
+  <w:style w:type="character" w:customStyle="1" w:styleId="SubtitleChar">
+    <w:name w:val="Subtitle Char"/>
+    <w:basedOn w:val="DefaultParagraphFont"/>
+    <w:link w:val="Subtitle"/>
     <w:uiPriority w:val="11"/>
     <w:rsid w:val="008343A6"/>
     <w:rPr>
@@ -1035,11 +2001,11 @@
       <w:szCs w:val="28"/>
     </w:rPr>
   </w:style>
-  <w:style w:type="paragraph" w:styleId="21">
+  <w:style w:type="paragraph" w:styleId="Quote">
     <w:name w:val="Quote"/>
-    <w:basedOn w:val="a"/>
-    <w:next w:val="a"/>
-    <w:link w:val="22"/>
+    <w:basedOn w:val="Normal"/>
+    <w:next w:val="Normal"/>
+    <w:link w:val="QuoteChar"/>
     <w:uiPriority w:val="29"/>
     <w:qFormat/>
     <w:rsid w:val="008343A6"/>
@@ -1053,10 +2019,10 @@
       <w:color w:val="404040" w:themeColor="text1" w:themeTint="BF"/>
     </w:rPr>
   </w:style>
-  <w:style w:type="character" w:customStyle="1" w:styleId="22">
-    <w:name w:val="Цитата 2 Знак"/>
-    <w:basedOn w:val="a0"/>
-    <w:link w:val="21"/>
+  <w:style w:type="character" w:customStyle="1" w:styleId="QuoteChar">
+    <w:name w:val="Quote Char"/>
+    <w:basedOn w:val="DefaultParagraphFont"/>
+    <w:link w:val="Quote"/>
     <w:uiPriority w:val="29"/>
     <w:rsid w:val="008343A6"/>
     <w:rPr>
@@ -1067,9 +2033,9 @@
       <w:sz w:val="28"/>
     </w:rPr>
   </w:style>
-  <w:style w:type="paragraph" w:styleId="ab">
+  <w:style w:type="paragraph" w:styleId="ListParagraph">
     <w:name w:val="List Paragraph"/>
-    <w:basedOn w:val="a"/>
+    <w:basedOn w:val="Normal"/>
     <w:uiPriority w:val="34"/>
     <w:qFormat/>
     <w:rsid w:val="008343A6"/>
@@ -1078,9 +2044,9 @@
       <w:contextualSpacing/>
     </w:pPr>
   </w:style>
-  <w:style w:type="character" w:styleId="ac">
+  <w:style w:type="character" w:styleId="IntenseEmphasis">
     <w:name w:val="Intense Emphasis"/>
-    <w:basedOn w:val="a0"/>
+    <w:basedOn w:val="DefaultParagraphFont"/>
     <w:uiPriority w:val="21"/>
     <w:qFormat/>
     <w:rsid w:val="008343A6"/>
@@ -1090,11 +2056,11 @@
       <w:color w:val="2F5496" w:themeColor="accent1" w:themeShade="BF"/>
     </w:rPr>
   </w:style>
-  <w:style w:type="paragraph" w:styleId="ad">
+  <w:style w:type="paragraph" w:styleId="IntenseQuote">
     <w:name w:val="Intense Quote"/>
-    <w:basedOn w:val="a"/>
-    <w:next w:val="a"/>
-    <w:link w:val="ae"/>
+    <w:basedOn w:val="Normal"/>
+    <w:next w:val="Normal"/>
+    <w:link w:val="IntenseQuoteChar"/>
     <w:uiPriority w:val="30"/>
     <w:qFormat/>
     <w:rsid w:val="008343A6"/>
@@ -1113,10 +2079,10 @@
       <w:color w:val="2F5496" w:themeColor="accent1" w:themeShade="BF"/>
     </w:rPr>
   </w:style>
-  <w:style w:type="character" w:customStyle="1" w:styleId="ae">
-    <w:name w:val="Выделенная цитата Знак"/>
-    <w:basedOn w:val="a0"/>
-    <w:link w:val="ad"/>
+  <w:style w:type="character" w:customStyle="1" w:styleId="IntenseQuoteChar">
+    <w:name w:val="Intense Quote Char"/>
+    <w:basedOn w:val="DefaultParagraphFont"/>
+    <w:link w:val="IntenseQuote"/>
     <w:uiPriority w:val="30"/>
     <w:rsid w:val="008343A6"/>
     <w:rPr>
@@ -1127,9 +2093,9 @@
       <w:sz w:val="28"/>
     </w:rPr>
   </w:style>
-  <w:style w:type="character" w:styleId="af">
+  <w:style w:type="character" w:styleId="IntenseReference">
     <w:name w:val="Intense Reference"/>
-    <w:basedOn w:val="a0"/>
+    <w:basedOn w:val="DefaultParagraphFont"/>
     <w:uiPriority w:val="32"/>
     <w:qFormat/>
     <w:rsid w:val="008343A6"/>
